--- a/oblik/docx_templates/naryad.docx
+++ b/oblik/docx_templates/naryad.docx
@@ -16,18 +16,60 @@
         <w:t>Додаток 5 до Інструкції з обліку військового майна у Збройних Силах України (пункт 6 розділу III)</w:t>
       </w:r>
     </w:p>
-    <w:p>
-      <w:pPr>
-        <w:spacing w:after="0"/>
-      </w:pPr>
-      <w:r>
-        <w:rPr>
-          <w:b w:val="0"/>
-          <w:i w:val="0"/>
-        </w:rPr>
-        <w:t>Дійсний до {{ valid_until_long }}</w:t>
-      </w:r>
-    </w:p>
+    <w:tbl>
+      <w:tblPr>
+        <w:tblW w:type="dxa" w:w="10206"/>
+        <w:tblLayout w:type="fixed"/>
+        <w:tblLook w:firstColumn="1" w:firstRow="1" w:lastColumn="0" w:lastRow="0" w:noHBand="0" w:noVBand="1" w:val="04A0"/>
+        <w:tblBorders>
+          <w:top w:val="nil"/>
+          <w:left w:val="nil"/>
+          <w:bottom w:val="nil"/>
+          <w:right w:val="nil"/>
+          <w:insideH w:val="nil"/>
+          <w:insideV w:val="nil"/>
+        </w:tblBorders>
+      </w:tblPr>
+      <w:tblGrid>
+        <w:gridCol w:w="6803"/>
+        <w:gridCol w:w="3402"/>
+      </w:tblGrid>
+      <w:tr>
+        <w:tc>
+          <w:tcPr>
+            <w:tcW w:type="dxa" w:w="6803"/>
+          </w:tcPr>
+          <w:p>
+            <w:r/>
+            <w:r>
+              <w:rPr>
+                <w:b w:val="0"/>
+                <w:sz w:val="22"/>
+              </w:rPr>
+              <w:t>Дійсний до {{ valid_until_long }}</w:t>
+            </w:r>
+          </w:p>
+        </w:tc>
+        <w:tc>
+          <w:tcPr>
+            <w:tcW w:type="dxa" w:w="3402"/>
+          </w:tcPr>
+          <w:p>
+            <w:pPr>
+              <w:jc w:val="right"/>
+            </w:pPr>
+            <w:r/>
+            <w:r>
+              <w:rPr>
+                <w:b w:val="0"/>
+                <w:sz w:val="22"/>
+              </w:rPr>
+              <w:t>Прим. № ________</w:t>
+            </w:r>
+          </w:p>
+        </w:tc>
+      </w:tr>
+    </w:tbl>
     <w:p>
       <w:pPr>
         <w:spacing w:after="0"/>
@@ -1590,6 +1632,35 @@
           <w:tcPr>
             <w:tcW w:type="dxa" w:w="2268"/>
           </w:tcPr>
+          <w:p/>
+        </w:tc>
+        <w:tc>
+          <w:tcPr>
+            <w:tcW w:type="dxa" w:w="3402"/>
+          </w:tcPr>
+          <w:p/>
+        </w:tc>
+      </w:tr>
+      <w:tr>
+        <w:tc>
+          <w:tcPr>
+            <w:tcW w:type="dxa" w:w="4535"/>
+          </w:tcPr>
+          <w:p>
+            <w:r/>
+            <w:r>
+              <w:rPr>
+                <w:b w:val="0"/>
+                <w:sz w:val="22"/>
+              </w:rPr>
+              <w:t>{{ approver.rank }}</w:t>
+            </w:r>
+          </w:p>
+        </w:tc>
+        <w:tc>
+          <w:tcPr>
+            <w:tcW w:type="dxa" w:w="2268"/>
+          </w:tcPr>
           <w:p>
             <w:pPr>
               <w:jc w:val="center"/>
@@ -1628,16 +1699,7 @@
           <w:tcPr>
             <w:tcW w:type="dxa" w:w="4535"/>
           </w:tcPr>
-          <w:p>
-            <w:r/>
-            <w:r>
-              <w:rPr>
-                <w:b w:val="0"/>
-                <w:sz w:val="22"/>
-              </w:rPr>
-              <w:t>{{ approver.rank }}</w:t>
-            </w:r>
-          </w:p>
+          <w:p/>
         </w:tc>
         <w:tc>
           <w:tcPr>
